--- a/Especializacion/Evaluaciones/2026-2/Fichas de evaluacion/03 - G-003 - Modernizacion archivo municipal San Francisco/2 - Hoja de respuestas.docx
+++ b/Especializacion/Evaluaciones/2026-2/Fichas de evaluacion/03 - G-003 - Modernizacion archivo municipal San Francisco/2 - Hoja de respuestas.docx
@@ -250,7 +250,7 @@
           <w:color w:val="2B2B2B"/>
           <w:sz w:val="22"/>
         </w:rPr>
-        <w:t xml:space="preserve"> ________________________</w:t>
+        <w:t xml:space="preserve"> _________________</w:t>
       </w:r>
     </w:p>
     <w:p>
@@ -284,7 +284,7 @@
           <w:color w:val="2B2B2B"/>
           <w:sz w:val="22"/>
         </w:rPr>
-        <w:t>José Javier Galvis Noguera: ______________________________________________________</w:t>
+        <w:t>José Javier Galvis Noguera: _____________________________________________________________</w:t>
       </w:r>
     </w:p>
     <w:p>
@@ -298,7 +298,7 @@
           <w:color w:val="2B2B2B"/>
           <w:sz w:val="22"/>
         </w:rPr>
-        <w:t>Eliana Naranjo Cortés: ______________________________________________________</w:t>
+        <w:t>Eliana Naranjo Cortés: ________________________________________________________________</w:t>
       </w:r>
     </w:p>
     <w:p>
@@ -312,7 +312,7 @@
           <w:color w:val="2B2B2B"/>
           <w:sz w:val="22"/>
         </w:rPr>
-        <w:t>Cristian David Forero Álvarez: ______________________________________________________</w:t>
+        <w:t>Cristian David Forero Álvarez: __________________________________________________________</w:t>
       </w:r>
     </w:p>
     <w:p>
@@ -326,7 +326,7 @@
           <w:color w:val="2B2B2B"/>
           <w:sz w:val="22"/>
         </w:rPr>
-        <w:t>Gloria Nahtaly Florez Susa: ______________________________________________________</w:t>
+        <w:t>Gloria Nahtaly Florez Susa: _____________________________________________________________</w:t>
       </w:r>
     </w:p>
     <w:p>
@@ -340,327 +340,9 @@
           <w:color w:val="007433"/>
           <w:sz w:val="32"/>
         </w:rPr>
-        <w:t>A · MIENTRAS EXPONEN — marcar, no redactar</w:t>
+        <w:t>A · MIENTRAS EXPONEN — marcar ✓ ~ ✗ y escribir en la línea</w:t>
       </w:r>
     </w:p>
-    <w:tbl>
-      <w:tblPr>
-        <w:tblStyle w:val="TableGrid"/>
-        <w:tblW w:type="auto" w:w="0"/>
-        <w:tblLook w:firstColumn="1" w:firstRow="1" w:lastColumn="0" w:lastRow="0" w:noHBand="0" w:noVBand="1" w:val="04A0"/>
-      </w:tblPr>
-      <w:tblGrid>
-        <w:gridCol w:w="3264"/>
-        <w:gridCol w:w="3264"/>
-        <w:gridCol w:w="3264"/>
-      </w:tblGrid>
-      <w:tr>
-        <w:tc>
-          <w:tcPr>
-            <w:tcW w:type="dxa" w:w="3264"/>
-            <w:shd w:val="clear" w:fill="0C2340"/>
-            <w:shd w:val="clear" w:fill="0C2340"/>
-          </w:tcPr>
-          <w:p>
-            <w:r>
-              <w:rPr>
-                <w:rFonts w:ascii="Calibri" w:hAnsi="Calibri"/>
-                <w:b/>
-                <w:color w:val="FFFFFF"/>
-              </w:rPr>
-            </w:r>
-            <w:r>
-              <w:rPr>
-                <w:rFonts w:ascii="Calibri" w:hAnsi="Calibri"/>
-                <w:b/>
-                <w:color w:val="FFFFFF"/>
-                <w:sz w:val="21"/>
-              </w:rPr>
-              <w:t>Bloque (min esperados)</w:t>
-            </w:r>
-          </w:p>
-        </w:tc>
-        <w:tc>
-          <w:tcPr>
-            <w:tcW w:type="dxa" w:w="3264"/>
-            <w:shd w:val="clear" w:fill="0C2340"/>
-            <w:shd w:val="clear" w:fill="0C2340"/>
-          </w:tcPr>
-          <w:p>
-            <w:r>
-              <w:rPr>
-                <w:rFonts w:ascii="Calibri" w:hAnsi="Calibri"/>
-                <w:b/>
-                <w:color w:val="FFFFFF"/>
-              </w:rPr>
-            </w:r>
-            <w:r>
-              <w:rPr>
-                <w:rFonts w:ascii="Calibri" w:hAnsi="Calibri"/>
-                <w:b/>
-                <w:color w:val="FFFFFF"/>
-                <w:sz w:val="21"/>
-              </w:rPr>
-              <w:t>✓ ~ ✗</w:t>
-            </w:r>
-          </w:p>
-        </w:tc>
-        <w:tc>
-          <w:tcPr>
-            <w:tcW w:type="dxa" w:w="3264"/>
-            <w:shd w:val="clear" w:fill="0C2340"/>
-            <w:shd w:val="clear" w:fill="0C2340"/>
-          </w:tcPr>
-          <w:p>
-            <w:r>
-              <w:rPr>
-                <w:rFonts w:ascii="Calibri" w:hAnsi="Calibri"/>
-                <w:b/>
-                <w:color w:val="FFFFFF"/>
-              </w:rPr>
-            </w:r>
-            <w:r>
-              <w:rPr>
-                <w:rFonts w:ascii="Calibri" w:hAnsi="Calibri"/>
-                <w:b/>
-                <w:color w:val="FFFFFF"/>
-                <w:sz w:val="21"/>
-              </w:rPr>
-              <w:t>Una línea</w:t>
-            </w:r>
-          </w:p>
-        </w:tc>
-      </w:tr>
-      <w:tr>
-        <w:tc>
-          <w:tcPr>
-            <w:tcW w:type="dxa" w:w="3264"/>
-          </w:tcPr>
-          <w:p>
-            <w:r/>
-            <w:r>
-              <w:rPr>
-                <w:rFonts w:ascii="Calibri" w:hAnsi="Calibri"/>
-                <w:b w:val="0"/>
-                <w:color w:val="2B2B2B"/>
-                <w:sz w:val="20"/>
-              </w:rPr>
-              <w:t>Problema y pregunta (2 min)</w:t>
-            </w:r>
-          </w:p>
-        </w:tc>
-        <w:tc>
-          <w:tcPr>
-            <w:tcW w:type="dxa" w:w="3264"/>
-          </w:tcPr>
-          <w:p>
-            <w:r/>
-          </w:p>
-        </w:tc>
-        <w:tc>
-          <w:tcPr>
-            <w:tcW w:type="dxa" w:w="3264"/>
-          </w:tcPr>
-          <w:p>
-            <w:r/>
-          </w:p>
-        </w:tc>
-      </w:tr>
-      <w:tr>
-        <w:tc>
-          <w:tcPr>
-            <w:tcW w:type="dxa" w:w="3264"/>
-            <w:shd w:val="clear" w:fill="F5F7F5"/>
-            <w:shd w:val="clear" w:fill="F5F7F5"/>
-          </w:tcPr>
-          <w:p>
-            <w:r/>
-            <w:r>
-              <w:rPr>
-                <w:rFonts w:ascii="Calibri" w:hAnsi="Calibri"/>
-                <w:b w:val="0"/>
-                <w:color w:val="2B2B2B"/>
-                <w:sz w:val="20"/>
-              </w:rPr>
-              <w:t>Objetivos (1 min)</w:t>
-            </w:r>
-          </w:p>
-        </w:tc>
-        <w:tc>
-          <w:tcPr>
-            <w:tcW w:type="dxa" w:w="3264"/>
-            <w:shd w:val="clear" w:fill="F5F7F5"/>
-            <w:shd w:val="clear" w:fill="F5F7F5"/>
-          </w:tcPr>
-          <w:p>
-            <w:r/>
-          </w:p>
-        </w:tc>
-        <w:tc>
-          <w:tcPr>
-            <w:tcW w:type="dxa" w:w="3264"/>
-            <w:shd w:val="clear" w:fill="F5F7F5"/>
-            <w:shd w:val="clear" w:fill="F5F7F5"/>
-          </w:tcPr>
-          <w:p>
-            <w:r/>
-          </w:p>
-        </w:tc>
-      </w:tr>
-      <w:tr>
-        <w:tc>
-          <w:tcPr>
-            <w:tcW w:type="dxa" w:w="3264"/>
-          </w:tcPr>
-          <w:p>
-            <w:r/>
-            <w:r>
-              <w:rPr>
-                <w:rFonts w:ascii="Calibri" w:hAnsi="Calibri"/>
-                <w:b w:val="0"/>
-                <w:color w:val="2B2B2B"/>
-                <w:sz w:val="20"/>
-              </w:rPr>
-              <w:t>Método (2-3 min)</w:t>
-            </w:r>
-          </w:p>
-        </w:tc>
-        <w:tc>
-          <w:tcPr>
-            <w:tcW w:type="dxa" w:w="3264"/>
-          </w:tcPr>
-          <w:p>
-            <w:r/>
-          </w:p>
-        </w:tc>
-        <w:tc>
-          <w:tcPr>
-            <w:tcW w:type="dxa" w:w="3264"/>
-          </w:tcPr>
-          <w:p>
-            <w:r/>
-          </w:p>
-        </w:tc>
-      </w:tr>
-      <w:tr>
-        <w:tc>
-          <w:tcPr>
-            <w:tcW w:type="dxa" w:w="3264"/>
-            <w:shd w:val="clear" w:fill="F5F7F5"/>
-            <w:shd w:val="clear" w:fill="F5F7F5"/>
-          </w:tcPr>
-          <w:p>
-            <w:r/>
-            <w:r>
-              <w:rPr>
-                <w:rFonts w:ascii="Calibri" w:hAnsi="Calibri"/>
-                <w:b w:val="0"/>
-                <w:color w:val="2B2B2B"/>
-                <w:sz w:val="20"/>
-              </w:rPr>
-              <w:t>Resultados (3 min)</w:t>
-            </w:r>
-          </w:p>
-        </w:tc>
-        <w:tc>
-          <w:tcPr>
-            <w:tcW w:type="dxa" w:w="3264"/>
-            <w:shd w:val="clear" w:fill="F5F7F5"/>
-            <w:shd w:val="clear" w:fill="F5F7F5"/>
-          </w:tcPr>
-          <w:p>
-            <w:r/>
-          </w:p>
-        </w:tc>
-        <w:tc>
-          <w:tcPr>
-            <w:tcW w:type="dxa" w:w="3264"/>
-            <w:shd w:val="clear" w:fill="F5F7F5"/>
-            <w:shd w:val="clear" w:fill="F5F7F5"/>
-          </w:tcPr>
-          <w:p>
-            <w:r/>
-          </w:p>
-        </w:tc>
-      </w:tr>
-      <w:tr>
-        <w:tc>
-          <w:tcPr>
-            <w:tcW w:type="dxa" w:w="3264"/>
-          </w:tcPr>
-          <w:p>
-            <w:r/>
-            <w:r>
-              <w:rPr>
-                <w:rFonts w:ascii="Calibri" w:hAnsi="Calibri"/>
-                <w:b w:val="0"/>
-                <w:color w:val="2B2B2B"/>
-                <w:sz w:val="20"/>
-              </w:rPr>
-              <w:t>Discusión y conclusión (2-3 min)</w:t>
-            </w:r>
-          </w:p>
-        </w:tc>
-        <w:tc>
-          <w:tcPr>
-            <w:tcW w:type="dxa" w:w="3264"/>
-          </w:tcPr>
-          <w:p>
-            <w:r/>
-          </w:p>
-        </w:tc>
-        <w:tc>
-          <w:tcPr>
-            <w:tcW w:type="dxa" w:w="3264"/>
-          </w:tcPr>
-          <w:p>
-            <w:r/>
-          </w:p>
-        </w:tc>
-      </w:tr>
-      <w:tr>
-        <w:tc>
-          <w:tcPr>
-            <w:tcW w:type="dxa" w:w="3264"/>
-            <w:shd w:val="clear" w:fill="F5F7F5"/>
-            <w:shd w:val="clear" w:fill="F5F7F5"/>
-          </w:tcPr>
-          <w:p>
-            <w:r/>
-            <w:r>
-              <w:rPr>
-                <w:rFonts w:ascii="Calibri" w:hAnsi="Calibri"/>
-                <w:b w:val="0"/>
-                <w:color w:val="2B2B2B"/>
-                <w:sz w:val="20"/>
-              </w:rPr>
-              <w:t>Aporte y cierre (1 min)</w:t>
-            </w:r>
-          </w:p>
-        </w:tc>
-        <w:tc>
-          <w:tcPr>
-            <w:tcW w:type="dxa" w:w="3264"/>
-            <w:shd w:val="clear" w:fill="F5F7F5"/>
-            <w:shd w:val="clear" w:fill="F5F7F5"/>
-          </w:tcPr>
-          <w:p>
-            <w:r/>
-          </w:p>
-        </w:tc>
-        <w:tc>
-          <w:tcPr>
-            <w:tcW w:type="dxa" w:w="3264"/>
-            <w:shd w:val="clear" w:fill="F5F7F5"/>
-            <w:shd w:val="clear" w:fill="F5F7F5"/>
-          </w:tcPr>
-          <w:p>
-            <w:r/>
-          </w:p>
-        </w:tc>
-      </w:tr>
-    </w:tbl>
-    <w:p/>
     <w:p>
       <w:r>
         <w:rPr>
@@ -723,6 +405,211 @@
       </w:r>
     </w:p>
     <w:p>
+      <w:r>
+        <w:rPr>
+          <w:rFonts w:ascii="Calibri" w:hAnsi="Calibri"/>
+          <w:b/>
+          <w:color w:val="2B2B2B"/>
+          <w:sz w:val="22"/>
+        </w:rPr>
+        <w:t>Problema y pregunta (2 min)</w:t>
+      </w:r>
+      <w:r>
+        <w:rPr>
+          <w:rFonts w:ascii="Calibri" w:hAnsi="Calibri"/>
+          <w:b w:val="0"/>
+          <w:color w:val="2B2B2B"/>
+          <w:sz w:val="22"/>
+        </w:rPr>
+        <w:t xml:space="preserve"> ✓ ~ ✗ · __________________________________________________________</w:t>
+      </w:r>
+    </w:p>
+    <w:p>
+      <w:r>
+        <w:rPr>
+          <w:rFonts w:ascii="Calibri" w:hAnsi="Calibri"/>
+          <w:b/>
+          <w:color w:val="2B2B2B"/>
+          <w:sz w:val="22"/>
+        </w:rPr>
+        <w:t>Objetivos (1 min)</w:t>
+      </w:r>
+      <w:r>
+        <w:rPr>
+          <w:rFonts w:ascii="Calibri" w:hAnsi="Calibri"/>
+          <w:b w:val="0"/>
+          <w:color w:val="2B2B2B"/>
+          <w:sz w:val="22"/>
+        </w:rPr>
+        <w:t xml:space="preserve"> ✓ ~ ✗ · ___________________________________________________________________</w:t>
+      </w:r>
+    </w:p>
+    <w:p>
+      <w:r>
+        <w:rPr>
+          <w:rFonts w:ascii="Calibri" w:hAnsi="Calibri"/>
+          <w:b/>
+          <w:color w:val="2B2B2B"/>
+          <w:sz w:val="22"/>
+        </w:rPr>
+        <w:t>Método (2-3 min)</w:t>
+      </w:r>
+      <w:r>
+        <w:rPr>
+          <w:rFonts w:ascii="Calibri" w:hAnsi="Calibri"/>
+          <w:b w:val="0"/>
+          <w:color w:val="2B2B2B"/>
+          <w:sz w:val="22"/>
+        </w:rPr>
+        <w:t xml:space="preserve"> ✓ ~ ✗ · ___________________________________________________________________</w:t>
+      </w:r>
+    </w:p>
+    <w:p>
+      <w:r>
+        <w:rPr>
+          <w:rFonts w:ascii="Calibri" w:hAnsi="Calibri"/>
+          <w:b/>
+          <w:color w:val="2B2B2B"/>
+          <w:sz w:val="22"/>
+        </w:rPr>
+        <w:t>Resultados (3 min)</w:t>
+      </w:r>
+      <w:r>
+        <w:rPr>
+          <w:rFonts w:ascii="Calibri" w:hAnsi="Calibri"/>
+          <w:b w:val="0"/>
+          <w:color w:val="2B2B2B"/>
+          <w:sz w:val="22"/>
+        </w:rPr>
+        <w:t xml:space="preserve"> ✓ ~ ✗ · __________________________________________________________________</w:t>
+      </w:r>
+    </w:p>
+    <w:p>
+      <w:r>
+        <w:rPr>
+          <w:rFonts w:ascii="Calibri" w:hAnsi="Calibri"/>
+          <w:b/>
+          <w:color w:val="2B2B2B"/>
+          <w:sz w:val="22"/>
+        </w:rPr>
+        <w:t>Discusión y conclusión (2-3 min)</w:t>
+      </w:r>
+      <w:r>
+        <w:rPr>
+          <w:rFonts w:ascii="Calibri" w:hAnsi="Calibri"/>
+          <w:b w:val="0"/>
+          <w:color w:val="2B2B2B"/>
+          <w:sz w:val="22"/>
+        </w:rPr>
+        <w:t xml:space="preserve"> ✓ ~ ✗ · _______________________________________________________</w:t>
+      </w:r>
+    </w:p>
+    <w:p>
+      <w:r>
+        <w:rPr>
+          <w:rFonts w:ascii="Calibri" w:hAnsi="Calibri"/>
+          <w:b/>
+          <w:color w:val="2B2B2B"/>
+          <w:sz w:val="22"/>
+        </w:rPr>
+        <w:t>Aporte y cierre (1 min)</w:t>
+      </w:r>
+      <w:r>
+        <w:rPr>
+          <w:rFonts w:ascii="Calibri" w:hAnsi="Calibri"/>
+          <w:b w:val="0"/>
+          <w:color w:val="2B2B2B"/>
+          <w:sz w:val="22"/>
+        </w:rPr>
+        <w:t xml:space="preserve"> ✓ ~ ✗ · _______________________________________________________________</w:t>
+      </w:r>
+    </w:p>
+    <w:p>
+      <w:r>
+        <w:rPr>
+          <w:rFonts w:ascii="Calibri" w:hAnsi="Calibri"/>
+          <w:b/>
+          <w:color w:val="2B2B2B"/>
+          <w:sz w:val="22"/>
+        </w:rPr>
+        <w:t>REQUISITOS PARA 4,6+ — marcarlos aquí, cuando ocurran</w:t>
+      </w:r>
+      <w:r>
+        <w:rPr>
+          <w:rFonts w:ascii="Calibri" w:hAnsi="Calibri"/>
+          <w:b w:val="0"/>
+          <w:color w:val="2B2B2B"/>
+          <w:sz w:val="22"/>
+        </w:rPr>
+        <w:t xml:space="preserve"> (§7 de la ficha; se cumplen durante la exposición, no al final)</w:t>
+      </w:r>
+    </w:p>
+    <w:p>
+      <w:pPr>
+        <w:pStyle w:val="ListBullet"/>
+      </w:pPr>
+      <w:r>
+        <w:rPr>
+          <w:rFonts w:ascii="Calibri" w:hAnsi="Calibri"/>
+          <w:b w:val="0"/>
+          <w:color w:val="2B2B2B"/>
+          <w:sz w:val="22"/>
+        </w:rPr>
+        <w:t>[ ] Que sostengan en vivo la distinción de la Tabla 14 sin inflar el producto, corrigiendo ellos mismos la diapositiva del AES-256 —</w:t>
+      </w:r>
+      <w:r>
+        <w:rPr>
+          <w:rFonts w:ascii="Calibri" w:hAnsi="Calibri"/>
+          <w:b/>
+          <w:color w:val="2B2B2B"/>
+          <w:sz w:val="22"/>
+        </w:rPr>
+        <w:t>sin (a) no hay 4,6</w:t>
+      </w:r>
+    </w:p>
+    <w:p>
+      <w:pPr>
+        <w:pStyle w:val="ListBullet"/>
+      </w:pPr>
+      <w:r>
+        <w:rPr>
+          <w:rFonts w:ascii="Calibri" w:hAnsi="Calibri"/>
+          <w:b w:val="0"/>
+          <w:color w:val="2B2B2B"/>
+          <w:sz w:val="22"/>
+        </w:rPr>
+        <w:t>[ ] Una cifra concreta de la muestra del FUID con su criterio</w:t>
+      </w:r>
+    </w:p>
+    <w:p>
+      <w:pPr>
+        <w:pStyle w:val="ListBullet"/>
+      </w:pPr>
+      <w:r>
+        <w:rPr>
+          <w:rFonts w:ascii="Calibri" w:hAnsi="Calibri"/>
+          <w:b w:val="0"/>
+          <w:color w:val="2B2B2B"/>
+          <w:sz w:val="22"/>
+        </w:rPr>
+        <w:t>[ ] Que reconozcan que la verificación fue de laboratorio</w:t>
+      </w:r>
+    </w:p>
+    <w:p>
+      <w:pPr>
+        <w:pStyle w:val="ListBullet"/>
+      </w:pPr>
+      <w:r>
+        <w:rPr>
+          <w:rFonts w:ascii="Calibri" w:hAnsi="Calibri"/>
+          <w:b w:val="0"/>
+          <w:color w:val="2B2B2B"/>
+          <w:sz w:val="22"/>
+        </w:rPr>
+        <w:t>[ ] Que hablen al menos tres de los cuatro</w:t>
+      </w:r>
+    </w:p>
+    <w:p>
       <w:pPr>
         <w:spacing w:before="200" w:after="60"/>
       </w:pPr>
@@ -734,6 +621,22 @@
           <w:sz w:val="32"/>
         </w:rPr>
         <w:t>B · CONDICIONALES (§6 de la ficha) — marcar oyendo; cada marca elige la pregunta</w:t>
+      </w:r>
+    </w:p>
+    <w:p>
+      <w:pPr>
+        <w:ind w:left="432"/>
+        <w:shd w:val="clear" w:fill="E8F5EC"/>
+      </w:pPr>
+      <w:r>
+        <w:rPr>
+          <w:rFonts w:ascii="Calibri" w:hAnsi="Calibri"/>
+          <w:b w:val="0"/>
+          <w:i/>
+          <w:color w:val="2B2B2B"/>
+          <w:sz w:val="21"/>
+        </w:rPr>
+        <w:t>Lo que va entre « » se lee tal cual. La página en negrita es la que sostiene la pregunta: si la respuesta la contradice, se anota abajo con esa página.</w:t>
       </w:r>
     </w:p>
     <w:p>
@@ -761,7 +664,30 @@
           <w:color w:val="2B2B2B"/>
           <w:sz w:val="22"/>
         </w:rPr>
-        <w:t>[ ] Si el video muestra el prototipo funcionando → preguntar con qué datos y en qué entorno</w:t>
+        <w:t xml:space="preserve">[ ] Si el video muestra el prototipo funcionando → preguntar con qué datos y en qué entorno  </w:t>
+      </w:r>
+      <w:r>
+        <w:rPr>
+          <w:rFonts w:ascii="Calibri" w:hAnsi="Calibri"/>
+          <w:b/>
+          <w:color w:val="2B2B2B"/>
+          <w:sz w:val="22"/>
+        </w:rPr>
+        <w:t>(p. 105)</w:t>
+      </w:r>
+    </w:p>
+    <w:p>
+      <w:pPr>
+        <w:pStyle w:val="ListBullet2"/>
+      </w:pPr>
+      <w:r>
+        <w:rPr>
+          <w:rFonts w:ascii="Calibri" w:hAnsi="Calibri"/>
+          <w:b w:val="0"/>
+          <w:color w:val="2B2B2B"/>
+          <w:sz w:val="22"/>
+        </w:rPr>
+        <w:t>Preguntar así: «en el módulo de respaldos que acabo de ver, ¿ese respaldo cifrado se ejecuta o es la vista de la función proyectada?»</w:t>
       </w:r>
     </w:p>
     <w:p>
@@ -775,7 +701,16 @@
           <w:color w:val="2B2B2B"/>
           <w:sz w:val="22"/>
         </w:rPr>
-        <w:t>[ ] Si dicen que el sistema «está implementado en la Alcaldía» → P3, directa</w:t>
+        <w:t xml:space="preserve">[ ] Si dicen que el sistema «está implementado en la Alcaldía» → P3, directa  </w:t>
+      </w:r>
+      <w:r>
+        <w:rPr>
+          <w:rFonts w:ascii="Calibri" w:hAnsi="Calibri"/>
+          <w:b/>
+          <w:color w:val="2B2B2B"/>
+          <w:sz w:val="22"/>
+        </w:rPr>
+        <w:t>(p. 105)</w:t>
       </w:r>
     </w:p>
     <w:p>
@@ -789,7 +724,16 @@
           <w:color w:val="2B2B2B"/>
           <w:sz w:val="22"/>
         </w:rPr>
-        <w:t>[ ] Si presentan la reducción de 45-90 min a menos de 5 como resultado obtenido → pedir la medición y su n</w:t>
+        <w:t xml:space="preserve">[ ] Si presentan la reducción de 45-90 min a menos de 5 como resultado obtenido → pedir la medición y su n  </w:t>
+      </w:r>
+      <w:r>
+        <w:rPr>
+          <w:rFonts w:ascii="Calibri" w:hAnsi="Calibri"/>
+          <w:b/>
+          <w:color w:val="2B2B2B"/>
+          <w:sz w:val="22"/>
+        </w:rPr>
+        <w:t>(p. 92)</w:t>
       </w:r>
     </w:p>
     <w:p>
@@ -803,7 +747,16 @@
           <w:color w:val="2B2B2B"/>
           <w:sz w:val="22"/>
         </w:rPr>
-        <w:t>[ ] Si dicen «muestra censal» en la exposición → P2, directa</w:t>
+        <w:t xml:space="preserve">[ ] Si afirman que capacitaron al personal → pedir fecha, número de funcionarios y evidencia  </w:t>
+      </w:r>
+      <w:r>
+        <w:rPr>
+          <w:rFonts w:ascii="Calibri" w:hAnsi="Calibri"/>
+          <w:b/>
+          <w:color w:val="2B2B2B"/>
+          <w:sz w:val="22"/>
+        </w:rPr>
+        <w:t>(p. 27)</w:t>
       </w:r>
     </w:p>
     <w:p>
@@ -817,7 +770,30 @@
           <w:color w:val="2B2B2B"/>
           <w:sz w:val="22"/>
         </w:rPr>
-        <w:t>[ ] Si afirman que capacitaron al personal → pedir fecha, número de funcionarios y evidencia</w:t>
+        <w:t xml:space="preserve">[ ] Si dicen «muestra censal» en la exposición → P2, directa  </w:t>
+      </w:r>
+      <w:r>
+        <w:rPr>
+          <w:rFonts w:ascii="Calibri" w:hAnsi="Calibri"/>
+          <w:b/>
+          <w:color w:val="2B2B2B"/>
+          <w:sz w:val="22"/>
+        </w:rPr>
+        <w:t>(pp. 78, 86 y 130)</w:t>
+      </w:r>
+    </w:p>
+    <w:p>
+      <w:pPr>
+        <w:pStyle w:val="ListBullet2"/>
+      </w:pPr>
+      <w:r>
+        <w:rPr>
+          <w:rFonts w:ascii="Calibri" w:hAnsi="Calibri"/>
+          <w:b w:val="0"/>
+          <w:color w:val="2B2B2B"/>
+          <w:sz w:val="22"/>
+        </w:rPr>
+        <w:t>Preguntar así: «¿fue una muestra o el censo?»</w:t>
       </w:r>
     </w:p>
     <w:p>
@@ -831,7 +807,49 @@
           <w:color w:val="2B2B2B"/>
           <w:sz w:val="22"/>
         </w:rPr>
-        <w:t>[ ] Si solo hablan uno o dos de los cuatro → repartir por objetivo</w:t>
+        <w:t>[ ] Si el diagnóstico se presenta como el resultado principal y el prototipo queda de adorno → pedir que expliquen qué decisión de diseño del SGDEA salió directamente de un hallazgo del diagnóstico; el documento tiene la respuesta buena (los cuatro hallazgos críticos que originan el RBAC, p. 95)</w:t>
+      </w:r>
+    </w:p>
+    <w:p>
+      <w:pPr>
+        <w:pStyle w:val="ListBullet"/>
+      </w:pPr>
+      <w:r>
+        <w:rPr>
+          <w:rFonts w:ascii="Calibri" w:hAnsi="Calibri"/>
+          <w:b w:val="0"/>
+          <w:color w:val="2B2B2B"/>
+          <w:sz w:val="22"/>
+        </w:rPr>
+        <w:t>[ ] Si no mencionan una sola limitación → preguntar directamente cuáles son los tres límites del trabajo y qué no se puede concluir de él; es el hueco de la sección 5 (pp. 23-32)</w:t>
+      </w:r>
+    </w:p>
+    <w:p>
+      <w:pPr>
+        <w:pStyle w:val="ListBullet"/>
+      </w:pPr>
+      <w:r>
+        <w:rPr>
+          <w:rFonts w:ascii="Calibri" w:hAnsi="Calibri"/>
+          <w:b w:val="0"/>
+          <w:color w:val="2B2B2B"/>
+          <w:sz w:val="22"/>
+        </w:rPr>
+        <w:t>[ ] Si solo habla uno o dos integrantes → pedir explícitamente a quien no habló que explique su parte: al que sostenga la parte archivística, cómo se construyó el DCF de tres niveles (p. 88); al de la parte técnica, cómo se probó la persistencia (CP-01, p. 109)</w:t>
+      </w:r>
+    </w:p>
+    <w:p>
+      <w:pPr>
+        <w:pStyle w:val="ListBullet"/>
+      </w:pPr>
+      <w:r>
+        <w:rPr>
+          <w:rFonts w:ascii="Calibri" w:hAnsi="Calibri"/>
+          <w:b w:val="0"/>
+          <w:color w:val="2B2B2B"/>
+          <w:sz w:val="22"/>
+        </w:rPr>
+        <w:t>[ ] Si atribuyen a la plataforma el «blindaje jurídico» de la Secretaría (p. 134) → preguntar qué obligación normativa concreta queda cubierta hoy y cuál solo quedará cubierta cuando se implemente, en particular frente a la Ley 1581 de 2012, que el propio diagnóstico calificó en 1/5 (p. 80) y cuyo protocolo se recomienda redactar (p. 136)</w:t>
       </w:r>
     </w:p>
     <w:p>
@@ -846,6 +864,120 @@
           <w:sz w:val="22"/>
         </w:rPr>
         <w:t>[ ] Si el director ya preguntó por la muestra o por el estado del prototipo → pasar a P1 y a reserva</w:t>
+      </w:r>
+    </w:p>
+    <w:p>
+      <w:pPr>
+        <w:pStyle w:val="ListBullet"/>
+      </w:pPr>
+      <w:r>
+        <w:rPr>
+          <w:rFonts w:ascii="Calibri" w:hAnsi="Calibri"/>
+          <w:b w:val="0"/>
+          <w:color w:val="2B2B2B"/>
+          <w:sz w:val="22"/>
+        </w:rPr>
+        <w:t>[ ] Si se pasan de tiempo y saltan resultados → ir directo al objetivo 4</w:t>
+      </w:r>
+    </w:p>
+    <w:p>
+      <w:pPr>
+        <w:pStyle w:val="ListBullet2"/>
+      </w:pPr>
+      <w:r>
+        <w:rPr>
+          <w:rFonts w:ascii="Calibri" w:hAnsi="Calibri"/>
+          <w:b w:val="0"/>
+          <w:color w:val="2B2B2B"/>
+          <w:sz w:val="22"/>
+        </w:rPr>
+        <w:t>Preguntar así: «¿qué se verificó, dónde y con quién?»</w:t>
+      </w:r>
+    </w:p>
+    <w:p>
+      <w:r>
+        <w:rPr>
+          <w:rFonts w:ascii="Calibri" w:hAnsi="Calibri"/>
+          <w:b/>
+          <w:color w:val="2B2B2B"/>
+          <w:sz w:val="22"/>
+        </w:rPr>
+        <w:t>RESPUESTAS A LOS CONDICIONALES Y A LA RESERVA</w:t>
+      </w:r>
+      <w:r>
+        <w:rPr>
+          <w:rFonts w:ascii="Calibri" w:hAnsi="Calibri"/>
+          <w:b w:val="0"/>
+          <w:color w:val="2B2B2B"/>
+          <w:sz w:val="22"/>
+        </w:rPr>
+        <w:t xml:space="preserve"> — número del condicional (o «R» si es de reserva) y lo que contestó, con cifras y nombres tal como los diga.</w:t>
+      </w:r>
+    </w:p>
+    <w:p>
+      <w:r>
+        <w:rPr>
+          <w:rFonts w:ascii="Calibri" w:hAnsi="Calibri"/>
+          <w:b w:val="0"/>
+          <w:color w:val="2B2B2B"/>
+          <w:sz w:val="22"/>
+        </w:rPr>
+        <w:t>____  ___________________________________________________________________________________</w:t>
+      </w:r>
+    </w:p>
+    <w:p>
+      <w:r>
+        <w:rPr>
+          <w:rFonts w:ascii="Calibri" w:hAnsi="Calibri"/>
+          <w:b w:val="0"/>
+          <w:color w:val="2B2B2B"/>
+          <w:sz w:val="22"/>
+        </w:rPr>
+        <w:t>____  ___________________________________________________________________________________</w:t>
+      </w:r>
+    </w:p>
+    <w:p>
+      <w:r>
+        <w:rPr>
+          <w:rFonts w:ascii="Calibri" w:hAnsi="Calibri"/>
+          <w:b w:val="0"/>
+          <w:color w:val="2B2B2B"/>
+          <w:sz w:val="22"/>
+        </w:rPr>
+        <w:t>____  ___________________________________________________________________________________</w:t>
+      </w:r>
+    </w:p>
+    <w:p>
+      <w:r>
+        <w:rPr>
+          <w:rFonts w:ascii="Calibri" w:hAnsi="Calibri"/>
+          <w:b w:val="0"/>
+          <w:color w:val="2B2B2B"/>
+          <w:sz w:val="22"/>
+        </w:rPr>
+        <w:t>____  ___________________________________________________________________________________</w:t>
+      </w:r>
+    </w:p>
+    <w:p>
+      <w:r>
+        <w:rPr>
+          <w:rFonts w:ascii="Calibri" w:hAnsi="Calibri"/>
+          <w:b w:val="0"/>
+          <w:color w:val="2B2B2B"/>
+          <w:sz w:val="22"/>
+        </w:rPr>
+        <w:t>____  ___________________________________________________________________________________</w:t>
+      </w:r>
+    </w:p>
+    <w:p>
+      <w:r>
+        <w:rPr>
+          <w:rFonts w:ascii="Calibri" w:hAnsi="Calibri"/>
+          <w:b w:val="0"/>
+          <w:color w:val="2B2B2B"/>
+          <w:sz w:val="22"/>
+        </w:rPr>
+        <w:t>____  ___________________________________________________________________________________</w:t>
       </w:r>
     </w:p>
     <w:p>
@@ -906,7 +1038,7 @@
           <w:color w:val="111111"/>
           <w:sz w:val="21"/>
         </w:rPr>
-        <w:t>Frase textual: ______________________________________________________________________</w:t>
+        <w:t>Frase textual:</w:t>
       </w:r>
     </w:p>
     <w:p>
@@ -963,7 +1095,7 @@
           <w:color w:val="111111"/>
           <w:sz w:val="21"/>
         </w:rPr>
-        <w:t>Frase textual: ______________________________________________________________________</w:t>
+        <w:t>Frase textual:</w:t>
       </w:r>
     </w:p>
     <w:p>
@@ -1020,7 +1152,7 @@
           <w:color w:val="111111"/>
           <w:sz w:val="21"/>
         </w:rPr>
-        <w:t>Frase textual: ______________________________________________________________________</w:t>
+        <w:t>Frase textual:</w:t>
       </w:r>
     </w:p>
     <w:p>
@@ -1068,47 +1200,6 @@
       </w:r>
     </w:p>
     <w:p>
-      <w:pPr>
-        <w:pStyle w:val="ListBullet"/>
-      </w:pPr>
-      <w:r>
-        <w:rPr>
-          <w:rFonts w:ascii="Calibri" w:hAnsi="Calibri"/>
-          <w:b/>
-          <w:color w:val="2B2B2B"/>
-          <w:sz w:val="22"/>
-        </w:rPr>
-        <w:t>Para 4,6+ hacen falta cuatro cosas:</w:t>
-      </w:r>
-      <w:r>
-        <w:rPr>
-          <w:rFonts w:ascii="Calibri" w:hAnsi="Calibri"/>
-          <w:b w:val="0"/>
-          <w:color w:val="2B2B2B"/>
-          <w:sz w:val="22"/>
-        </w:rPr>
-        <w:t xml:space="preserve"> (a) que sostengan en vivo la distinción de la Tabla 14 sin inflar el producto, corrigiendo ellos mismos la diapositiva del AES-256 —</w:t>
-      </w:r>
-      <w:r>
-        <w:rPr>
-          <w:rFonts w:ascii="Calibri" w:hAnsi="Calibri"/>
-          <w:b/>
-          <w:color w:val="2B2B2B"/>
-          <w:sz w:val="22"/>
-        </w:rPr>
-        <w:t>sin (a) no hay 4,6</w:t>
-      </w:r>
-      <w:r>
-        <w:rPr>
-          <w:rFonts w:ascii="Calibri" w:hAnsi="Calibri"/>
-          <w:b w:val="0"/>
-          <w:color w:val="2B2B2B"/>
-          <w:sz w:val="22"/>
-        </w:rPr>
-        <w:t>—; (b) una cifra concreta de la muestra del FUID con su criterio; (c) que reconozcan que la verificación fue de laboratorio; (d) que hablen al menos tres de los cuatro.</w:t>
-      </w:r>
-    </w:p>
-    <w:p>
       <w:r>
         <w:rPr>
           <w:rFonts w:ascii="Calibri" w:hAnsi="Calibri"/>
@@ -1128,320 +1219,147 @@
         <w:t xml:space="preserve"> 4,0 – 4,4 es el escenario más probable con el estado de los dos entregables.</w:t>
       </w:r>
     </w:p>
-    <w:tbl>
-      <w:tblPr>
-        <w:tblStyle w:val="TableGrid"/>
-        <w:tblW w:type="auto" w:w="0"/>
-        <w:tblLook w:firstColumn="1" w:firstRow="1" w:lastColumn="0" w:lastRow="0" w:noHBand="0" w:noVBand="1" w:val="04A0"/>
-      </w:tblPr>
-      <w:tblGrid>
-        <w:gridCol w:w="3264"/>
-        <w:gridCol w:w="3264"/>
-        <w:gridCol w:w="3264"/>
-      </w:tblGrid>
-      <w:tr>
-        <w:tc>
-          <w:tcPr>
-            <w:tcW w:type="dxa" w:w="3264"/>
-            <w:shd w:val="clear" w:fill="0C2340"/>
-            <w:shd w:val="clear" w:fill="0C2340"/>
-          </w:tcPr>
-          <w:p>
-            <w:r>
-              <w:rPr>
-                <w:rFonts w:ascii="Calibri" w:hAnsi="Calibri"/>
-                <w:b/>
-                <w:color w:val="FFFFFF"/>
-              </w:rPr>
-            </w:r>
-            <w:r>
-              <w:rPr>
-                <w:rFonts w:ascii="Calibri" w:hAnsi="Calibri"/>
-                <w:b/>
-                <w:color w:val="FFFFFF"/>
-                <w:sz w:val="21"/>
-              </w:rPr>
-              <w:t>Criterio</w:t>
-            </w:r>
-          </w:p>
-        </w:tc>
-        <w:tc>
-          <w:tcPr>
-            <w:tcW w:type="dxa" w:w="3264"/>
-            <w:shd w:val="clear" w:fill="0C2340"/>
-            <w:shd w:val="clear" w:fill="0C2340"/>
-          </w:tcPr>
-          <w:p>
-            <w:r>
-              <w:rPr>
-                <w:rFonts w:ascii="Calibri" w:hAnsi="Calibri"/>
-                <w:b/>
-                <w:color w:val="FFFFFF"/>
-              </w:rPr>
-            </w:r>
-            <w:r>
-              <w:rPr>
-                <w:rFonts w:ascii="Calibri" w:hAnsi="Calibri"/>
-                <w:b/>
-                <w:color w:val="FFFFFF"/>
-                <w:sz w:val="21"/>
-              </w:rPr>
-              <w:t>Rodear</w:t>
-            </w:r>
-          </w:p>
-        </w:tc>
-        <w:tc>
-          <w:tcPr>
-            <w:tcW w:type="dxa" w:w="3264"/>
-            <w:shd w:val="clear" w:fill="0C2340"/>
-            <w:shd w:val="clear" w:fill="0C2340"/>
-          </w:tcPr>
-          <w:p>
-            <w:r>
-              <w:rPr>
-                <w:rFonts w:ascii="Calibri" w:hAnsi="Calibri"/>
-                <w:b/>
-                <w:color w:val="FFFFFF"/>
-              </w:rPr>
-            </w:r>
-            <w:r>
-              <w:rPr>
-                <w:rFonts w:ascii="Calibri" w:hAnsi="Calibri"/>
-                <w:b/>
-                <w:color w:val="FFFFFF"/>
-                <w:sz w:val="21"/>
-              </w:rPr>
-              <w:t>Nota</w:t>
-            </w:r>
-          </w:p>
-        </w:tc>
-      </w:tr>
-      <w:tr>
-        <w:tc>
-          <w:tcPr>
-            <w:tcW w:type="dxa" w:w="3264"/>
-          </w:tcPr>
-          <w:p>
-            <w:r/>
-            <w:r>
-              <w:rPr>
-                <w:rFonts w:ascii="Calibri" w:hAnsi="Calibri"/>
-                <w:b w:val="0"/>
-                <w:color w:val="2B2B2B"/>
-                <w:sz w:val="20"/>
-              </w:rPr>
-              <w:t>Dominio del tema</w:t>
-            </w:r>
-          </w:p>
-        </w:tc>
-        <w:tc>
-          <w:tcPr>
-            <w:tcW w:type="dxa" w:w="3264"/>
-          </w:tcPr>
-          <w:p>
-            <w:r/>
-            <w:r>
-              <w:rPr>
-                <w:rFonts w:ascii="Calibri" w:hAnsi="Calibri"/>
-                <w:b w:val="0"/>
-                <w:color w:val="2B2B2B"/>
-                <w:sz w:val="20"/>
-              </w:rPr>
-              <w:t>0,1–2,9 · 3,0–3,5 · 3,6–4,5 · 4,6–5,0</w:t>
-            </w:r>
-          </w:p>
-        </w:tc>
-        <w:tc>
-          <w:tcPr>
-            <w:tcW w:type="dxa" w:w="3264"/>
-          </w:tcPr>
-          <w:p>
-            <w:r/>
-            <w:r>
-              <w:rPr>
-                <w:rFonts w:ascii="Calibri" w:hAnsi="Calibri"/>
-                <w:b w:val="0"/>
-                <w:color w:val="2B2B2B"/>
-                <w:sz w:val="20"/>
-              </w:rPr>
-              <w:t>____</w:t>
-            </w:r>
-          </w:p>
-        </w:tc>
-      </w:tr>
-      <w:tr>
-        <w:tc>
-          <w:tcPr>
-            <w:tcW w:type="dxa" w:w="3264"/>
-            <w:shd w:val="clear" w:fill="F5F7F5"/>
-            <w:shd w:val="clear" w:fill="F5F7F5"/>
-          </w:tcPr>
-          <w:p>
-            <w:r/>
-            <w:r>
-              <w:rPr>
-                <w:rFonts w:ascii="Calibri" w:hAnsi="Calibri"/>
-                <w:b w:val="0"/>
-                <w:color w:val="2B2B2B"/>
-                <w:sz w:val="20"/>
-              </w:rPr>
-              <w:t>Claridad</w:t>
-            </w:r>
-          </w:p>
-        </w:tc>
-        <w:tc>
-          <w:tcPr>
-            <w:tcW w:type="dxa" w:w="3264"/>
-            <w:shd w:val="clear" w:fill="F5F7F5"/>
-            <w:shd w:val="clear" w:fill="F5F7F5"/>
-          </w:tcPr>
-          <w:p>
-            <w:r/>
-            <w:r>
-              <w:rPr>
-                <w:rFonts w:ascii="Calibri" w:hAnsi="Calibri"/>
-                <w:b w:val="0"/>
-                <w:color w:val="2B2B2B"/>
-                <w:sz w:val="20"/>
-              </w:rPr>
-              <w:t>0,1–2,9 · 3,0–3,5 · 3,6–4,5 · 4,6–5,0</w:t>
-            </w:r>
-          </w:p>
-        </w:tc>
-        <w:tc>
-          <w:tcPr>
-            <w:tcW w:type="dxa" w:w="3264"/>
-            <w:shd w:val="clear" w:fill="F5F7F5"/>
-            <w:shd w:val="clear" w:fill="F5F7F5"/>
-          </w:tcPr>
-          <w:p>
-            <w:r/>
-            <w:r>
-              <w:rPr>
-                <w:rFonts w:ascii="Calibri" w:hAnsi="Calibri"/>
-                <w:b w:val="0"/>
-                <w:color w:val="2B2B2B"/>
-                <w:sz w:val="20"/>
-              </w:rPr>
-              <w:t>____</w:t>
-            </w:r>
-          </w:p>
-        </w:tc>
-      </w:tr>
-      <w:tr>
-        <w:tc>
-          <w:tcPr>
-            <w:tcW w:type="dxa" w:w="3264"/>
-          </w:tcPr>
-          <w:p>
-            <w:r/>
-            <w:r>
-              <w:rPr>
-                <w:rFonts w:ascii="Calibri" w:hAnsi="Calibri"/>
-                <w:b w:val="0"/>
-                <w:color w:val="2B2B2B"/>
-                <w:sz w:val="20"/>
-              </w:rPr>
-              <w:t>Coherencia del documento</w:t>
-            </w:r>
-          </w:p>
-        </w:tc>
-        <w:tc>
-          <w:tcPr>
-            <w:tcW w:type="dxa" w:w="3264"/>
-          </w:tcPr>
-          <w:p>
-            <w:r/>
-            <w:r>
-              <w:rPr>
-                <w:rFonts w:ascii="Calibri" w:hAnsi="Calibri"/>
-                <w:b w:val="0"/>
-                <w:color w:val="2B2B2B"/>
-                <w:sz w:val="20"/>
-              </w:rPr>
-              <w:t>0,1–2,9 · 3,0–3,5 · 3,6–4,5 · 4,6–5,0</w:t>
-            </w:r>
-          </w:p>
-        </w:tc>
-        <w:tc>
-          <w:tcPr>
-            <w:tcW w:type="dxa" w:w="3264"/>
-          </w:tcPr>
-          <w:p>
-            <w:r/>
-            <w:r>
-              <w:rPr>
-                <w:rFonts w:ascii="Calibri" w:hAnsi="Calibri"/>
-                <w:b w:val="0"/>
-                <w:color w:val="2B2B2B"/>
-                <w:sz w:val="20"/>
-              </w:rPr>
-              <w:t>____</w:t>
-            </w:r>
-          </w:p>
-        </w:tc>
-      </w:tr>
-      <w:tr>
-        <w:tc>
-          <w:tcPr>
-            <w:tcW w:type="dxa" w:w="3264"/>
-            <w:shd w:val="clear" w:fill="F5F7F5"/>
-            <w:shd w:val="clear" w:fill="F5F7F5"/>
-          </w:tcPr>
-          <w:p>
-            <w:r/>
-            <w:r>
-              <w:rPr>
-                <w:rFonts w:ascii="Calibri" w:hAnsi="Calibri"/>
-                <w:b w:val="0"/>
-                <w:color w:val="2B2B2B"/>
-                <w:sz w:val="20"/>
-              </w:rPr>
-              <w:t>Capacidad de defensa</w:t>
-            </w:r>
-          </w:p>
-        </w:tc>
-        <w:tc>
-          <w:tcPr>
-            <w:tcW w:type="dxa" w:w="3264"/>
-            <w:shd w:val="clear" w:fill="F5F7F5"/>
-            <w:shd w:val="clear" w:fill="F5F7F5"/>
-          </w:tcPr>
-          <w:p>
-            <w:r/>
-            <w:r>
-              <w:rPr>
-                <w:rFonts w:ascii="Calibri" w:hAnsi="Calibri"/>
-                <w:b w:val="0"/>
-                <w:color w:val="2B2B2B"/>
-                <w:sz w:val="20"/>
-              </w:rPr>
-              <w:t>0,1–2,9 · 3,0–3,5 · 3,6–4,5 · 4,6–5,0</w:t>
-            </w:r>
-          </w:p>
-        </w:tc>
-        <w:tc>
-          <w:tcPr>
-            <w:tcW w:type="dxa" w:w="3264"/>
-            <w:shd w:val="clear" w:fill="F5F7F5"/>
-            <w:shd w:val="clear" w:fill="F5F7F5"/>
-          </w:tcPr>
-          <w:p>
-            <w:r/>
-            <w:r>
-              <w:rPr>
-                <w:rFonts w:ascii="Calibri" w:hAnsi="Calibri"/>
-                <w:b w:val="0"/>
-                <w:color w:val="2B2B2B"/>
-                <w:sz w:val="20"/>
-              </w:rPr>
-              <w:t>____</w:t>
-            </w:r>
-          </w:p>
-        </w:tc>
-      </w:tr>
-    </w:tbl>
-    <w:p/>
+    <w:p>
+      <w:r>
+        <w:rPr>
+          <w:rFonts w:ascii="Calibri" w:hAnsi="Calibri"/>
+          <w:b/>
+          <w:color w:val="2B2B2B"/>
+          <w:sz w:val="22"/>
+        </w:rPr>
+        <w:t>Dominio del tema</w:t>
+      </w:r>
+      <w:r>
+        <w:rPr>
+          <w:rFonts w:ascii="Calibri" w:hAnsi="Calibri"/>
+          <w:b w:val="0"/>
+          <w:color w:val="2B2B2B"/>
+          <w:sz w:val="22"/>
+        </w:rPr>
+        <w:t xml:space="preserve"> — rodear:   0,1–2,9   ·   3,0–3,5   ·   3,6–4,5   ·   4,6–5,0   →   nota  ______</w:t>
+      </w:r>
+    </w:p>
+    <w:p>
+      <w:r>
+        <w:rPr>
+          <w:rFonts w:ascii="Calibri" w:hAnsi="Calibri"/>
+          <w:b/>
+          <w:color w:val="2B2B2B"/>
+          <w:sz w:val="22"/>
+        </w:rPr>
+        <w:t>Claridad</w:t>
+      </w:r>
+      <w:r>
+        <w:rPr>
+          <w:rFonts w:ascii="Calibri" w:hAnsi="Calibri"/>
+          <w:b w:val="0"/>
+          <w:color w:val="2B2B2B"/>
+          <w:sz w:val="22"/>
+        </w:rPr>
+        <w:t xml:space="preserve"> — rodear:   0,1–2,9   ·   3,0–3,5   ·   3,6–4,5   ·   4,6–5,0   →   nota  ______</w:t>
+      </w:r>
+    </w:p>
+    <w:p>
+      <w:r>
+        <w:rPr>
+          <w:rFonts w:ascii="Calibri" w:hAnsi="Calibri"/>
+          <w:b/>
+          <w:color w:val="2B2B2B"/>
+          <w:sz w:val="22"/>
+        </w:rPr>
+        <w:t>Coherencia del documento</w:t>
+      </w:r>
+      <w:r>
+        <w:rPr>
+          <w:rFonts w:ascii="Calibri" w:hAnsi="Calibri"/>
+          <w:b w:val="0"/>
+          <w:color w:val="2B2B2B"/>
+          <w:sz w:val="22"/>
+        </w:rPr>
+        <w:t xml:space="preserve"> — rodear:   0,1–2,9   ·   3,0–3,5   ·   3,6–4,5   ·   4,6–5,0   →   nota  ______</w:t>
+      </w:r>
+    </w:p>
+    <w:p>
+      <w:r>
+        <w:rPr>
+          <w:rFonts w:ascii="Calibri" w:hAnsi="Calibri"/>
+          <w:b/>
+          <w:color w:val="2B2B2B"/>
+          <w:sz w:val="22"/>
+        </w:rPr>
+        <w:t>Capacidad de defensa</w:t>
+      </w:r>
+      <w:r>
+        <w:rPr>
+          <w:rFonts w:ascii="Calibri" w:hAnsi="Calibri"/>
+          <w:b w:val="0"/>
+          <w:color w:val="2B2B2B"/>
+          <w:sz w:val="22"/>
+        </w:rPr>
+        <w:t xml:space="preserve"> — rodear:   0,1–2,9   ·   3,0–3,5   ·   3,6–4,5   ·   4,6–5,0   →   nota  ______</w:t>
+      </w:r>
+    </w:p>
+    <w:p>
+      <w:pPr>
+        <w:spacing w:before="200" w:after="60"/>
+      </w:pPr>
+      <w:r>
+        <w:rPr>
+          <w:rFonts w:ascii="Calibri" w:hAnsi="Calibri"/>
+          <w:b/>
+          <w:color w:val="007433"/>
+          <w:sz w:val="32"/>
+        </w:rPr>
+        <w:t>NOTA QUE REPORTO A LA MODERADORA:  __________</w:t>
+      </w:r>
+    </w:p>
+    <w:p>
+      <w:r>
+        <w:rPr>
+          <w:rFonts w:ascii="Calibri" w:hAnsi="Calibri"/>
+          <w:b w:val="0"/>
+          <w:color w:val="2B2B2B"/>
+          <w:sz w:val="22"/>
+        </w:rPr>
+        <w:t xml:space="preserve">Es </w:t>
+      </w:r>
+      <w:r>
+        <w:rPr>
+          <w:rFonts w:ascii="Calibri" w:hAnsi="Calibri"/>
+          <w:b/>
+          <w:color w:val="2B2B2B"/>
+          <w:sz w:val="22"/>
+        </w:rPr>
+        <w:t>una sola</w:t>
+      </w:r>
+      <w:r>
+        <w:rPr>
+          <w:rFonts w:ascii="Calibri" w:hAnsi="Calibri"/>
+          <w:b w:val="0"/>
+          <w:color w:val="2B2B2B"/>
+          <w:sz w:val="22"/>
+        </w:rPr>
+        <w:t xml:space="preserve"> nota, y es la única que queda en el acta. Regla: promedio simple de los cuatro criterios de arriba — el instructivo </w:t>
+      </w:r>
+      <w:r>
+        <w:rPr>
+          <w:rFonts w:ascii="Calibri" w:hAnsi="Calibri"/>
+          <w:b/>
+          <w:color w:val="2B2B2B"/>
+          <w:sz w:val="22"/>
+        </w:rPr>
+        <w:t>no publica ponderación entre ellos</w:t>
+      </w:r>
+      <w:r>
+        <w:rPr>
+          <w:rFonts w:ascii="Calibri" w:hAnsi="Calibri"/>
+          <w:b w:val="0"/>
+          <w:color w:val="2B2B2B"/>
+          <w:sz w:val="22"/>
+        </w:rPr>
+        <w:t xml:space="preserve"> (la de la p. 22, con pesos, califica otros seis criterios del informe escrito). Si la moderadora pide criterio por criterio, se leen los cuatro de arriba.</w:t>
+      </w:r>
+    </w:p>
     <w:p>
       <w:r>
         <w:rPr>
@@ -1464,7 +1382,7 @@
           <w:color w:val="2B2B2B"/>
           <w:sz w:val="22"/>
         </w:rPr>
-        <w:t>______________________________________________________________________________</w:t>
+        <w:t>______________________________________________________________________________________</w:t>
       </w:r>
     </w:p>
     <w:p>
@@ -1478,7 +1396,7 @@
           <w:color w:val="2B2B2B"/>
           <w:sz w:val="22"/>
         </w:rPr>
-        <w:t>______________________________________________________________________________</w:t>
+        <w:t>______________________________________________________________________________________</w:t>
       </w:r>
     </w:p>
     <w:p>
@@ -1492,7 +1410,7 @@
           <w:color w:val="2B2B2B"/>
           <w:sz w:val="22"/>
         </w:rPr>
-        <w:t>______________________________________________________________________________</w:t>
+        <w:t>______________________________________________________________________________________</w:t>
       </w:r>
     </w:p>
     <w:p>
@@ -1530,7 +1448,7 @@
           <w:color w:val="2B2B2B"/>
           <w:sz w:val="22"/>
         </w:rPr>
-        <w:t>Un 4,4 en un solo criterio bloquea la meritoria del grupo:</w:t>
+        <w:t>Meritoria</w:t>
       </w:r>
       <w:r>
         <w:rPr>
@@ -1539,7 +1457,43 @@
           <w:color w:val="2B2B2B"/>
           <w:sz w:val="22"/>
         </w:rPr>
-        <w:t xml:space="preserve"> si bajo de 4,5, tengo que poder decir la página.</w:t>
+        <w:t xml:space="preserve"> (instructivo p. 11): promedio de jurados ≥ 4,6 y &lt; 5,0, </w:t>
+      </w:r>
+      <w:r>
+        <w:rPr>
+          <w:rFonts w:ascii="Calibri" w:hAnsi="Calibri"/>
+          <w:b/>
+          <w:color w:val="2B2B2B"/>
+          <w:sz w:val="22"/>
+        </w:rPr>
+        <w:t>ninguna nota de jurado</w:t>
+      </w:r>
+      <w:r>
+        <w:rPr>
+          <w:rFonts w:ascii="Calibri" w:hAnsi="Calibri"/>
+          <w:b w:val="0"/>
+          <w:color w:val="2B2B2B"/>
+          <w:sz w:val="22"/>
+        </w:rPr>
+        <w:t xml:space="preserve"> inferior a 4,5, y la pide al menos un jurado. Los cuatro criterios de arriba son </w:t>
+      </w:r>
+      <w:r>
+        <w:rPr>
+          <w:rFonts w:ascii="Calibri" w:hAnsi="Calibri"/>
+          <w:b/>
+          <w:color w:val="2B2B2B"/>
+          <w:sz w:val="22"/>
+        </w:rPr>
+        <w:t>mi retícula interna</w:t>
+      </w:r>
+      <w:r>
+        <w:rPr>
+          <w:rFonts w:ascii="Calibri" w:hAnsi="Calibri"/>
+          <w:b w:val="0"/>
+          <w:color w:val="2B2B2B"/>
+          <w:sz w:val="22"/>
+        </w:rPr>
+        <w:t>, no notas que se reporten: si la que baja de 4,5 es mi nota única, tengo que poder decir la página.</w:t>
       </w:r>
     </w:p>
     <w:p>

--- a/Especializacion/Evaluaciones/2026-2/Fichas de evaluacion/03 - G-003 - Modernizacion archivo municipal San Francisco/2 - Hoja de respuestas.docx
+++ b/Especializacion/Evaluaciones/2026-2/Fichas de evaluacion/03 - G-003 - Modernizacion archivo municipal San Francisco/2 - Hoja de respuestas.docx
@@ -541,7 +541,7 @@
           <w:color w:val="2B2B2B"/>
           <w:sz w:val="22"/>
         </w:rPr>
-        <w:t xml:space="preserve"> (§7 de la ficha; se cumplen durante la exposición, no al final)</w:t>
+        <w:t xml:space="preserve"> (§8 de la ficha; se cumplen durante la exposición, no al final)</w:t>
       </w:r>
     </w:p>
     <w:p>
@@ -620,7 +620,7 @@
           <w:color w:val="007433"/>
           <w:sz w:val="32"/>
         </w:rPr>
-        <w:t>B · CONDICIONALES (§6 de la ficha) — marcar oyendo; cada marca elige la pregunta</w:t>
+        <w:t>B · CONDICIONALES (§7 de la ficha) — marcar oyendo; cada marca elige la pregunta</w:t>
       </w:r>
     </w:p>
     <w:p>
@@ -863,7 +863,7 @@
           <w:color w:val="2B2B2B"/>
           <w:sz w:val="22"/>
         </w:rPr>
-        <w:t>[ ] Si el director ya preguntó por la muestra o por el estado del prototipo → pasar a P1 y a reserva</w:t>
+        <w:t>[ ] Si el director ya preguntó por la muestra o por el estado del prototipo → conservar P2 y pasar a reserva</w:t>
       </w:r>
     </w:p>
     <w:p>
@@ -1002,7 +1002,7 @@
           <w:color w:val="2B2B2B"/>
           <w:sz w:val="22"/>
         </w:rPr>
-        <w:t>Pregunta 1 — Qué quedó implementado y qué está solo representado</w:t>
+        <w:t>Pregunta 1 — ¿Existe hoy un respaldo cifrado, sí o no?</w:t>
       </w:r>
     </w:p>
     <w:p>
@@ -1018,7 +1018,7 @@
           <w:color w:val="2B2B2B"/>
           <w:sz w:val="21"/>
         </w:rPr>
-        <w:t>«Su Tabla 14 distingue con mucho cuidado lo implementado y probado de lo que está solo representado en la interfaz, y ubica el cifrado AES-256 y el hash SHA-256 en el segundo grupo. La diapositiva 10 concluye, en cambio, que se verificó la integridad con cifrado AES-256. ¿Me pueden precisar qué quedó implementado y probado en el prototipo y qué está representado a nivel de interfaz?»</w:t>
+        <w:t>«La diapositiva 10 concluye que se verificó la integridad con cifrado AES-256, y su página 134 sostiene que el diseño de ese cifrado resolvió la obligación de confidencialidad de la Ley 1581, blindando jurídicamente a la Secretaría. Su Tabla 14, en la página 105, lo deja como representado en prototipo, con integración real proyectada. Una sola cosa: ¿existe hoy un respaldo del prototipo efectivamente cifrado, sí o no? Si es diseño y no operación, dígalo con esas palabras.»</w:t>
       </w:r>
     </w:p>
     <w:p>
@@ -1059,7 +1059,7 @@
           <w:color w:val="2B2B2B"/>
           <w:sz w:val="22"/>
         </w:rPr>
-        <w:t>Pregunta 2 — Cuántos expedientes se inventariaron de verdad</w:t>
+        <w:t>Pregunta 2 — Fecha y asistente de la capacitación de la p. 27</w:t>
       </w:r>
     </w:p>
     <w:p>
@@ -1075,7 +1075,7 @@
           <w:color w:val="2B2B2B"/>
           <w:sz w:val="21"/>
         </w:rPr>
-        <w:t>«El documento precisa tres veces que el FUID se aplicó sobre una muestra y no sobre el censo de la vigencia 2024, mientras la diapositiva 4 dice muestra de tipo censal. ¿Cuántos expedientes o cuántos folios quedaron efectivamente inventariados, y con qué criterio se escogieron?»</w:t>
+        <w:t>«Su página 27 afirma en pasado que se realizaron sesiones de capacitación para el personal de la Secretaría, y enumera diez temas. Pero sus cuatro entrevistas, aplicadas el 24 de junio de 2026, todavía preguntan si el funcionario estaría dispuesto a recibir capacitación. Una sola cosa: ¿qué fecha tuvo esa capacitación y quién asistió? Si quedó planeada y no dictada, dígalo y lo registramos así.»</w:t>
       </w:r>
     </w:p>
     <w:p>
@@ -1116,7 +1116,7 @@
           <w:color w:val="2B2B2B"/>
           <w:sz w:val="22"/>
         </w:rPr>
-        <w:t>Pregunta 3 — Quién usó el prototipo y con qué datos</w:t>
+        <w:t>Pregunta 3 — El número de la muestra: expedientes, folios o metros lineales</w:t>
       </w:r>
     </w:p>
     <w:p>
@@ -1132,7 +1132,7 @@
           <w:color w:val="2B2B2B"/>
           <w:sz w:val="21"/>
         </w:rPr>
-        <w:t>«Su cuarto objetivo es verificar el prototipo en un entorno institucional controlado. La verificación documentada se hizo sobre un portátil personal, en localhost, y la implementación institucional aparece como proyectada. ¿Algún funcionario de la Secretaría usó el prototipo, y con qué datos: expedientes reales de 2024 o datos de prueba?»</w:t>
+        <w:t>«Su página 71 define el enfoque cuantitativo por medir volúmenes documentales en metros lineales y cantidad de folios, y presenta el FUID como el instrumento para cuantificar la muestra. En las 169 páginas, metros lineales y folios no vuelven a aparecer. ¿Cuántos expedientes, folios o metros lineales cubrió la muestra representativa de las páginas 78 y 86? Denos el número; si no se cuantificó, dígalo con esas palabras.»</w:t>
       </w:r>
     </w:p>
     <w:p>
@@ -1182,7 +1182,24 @@
           <w:color w:val="2B2B2B"/>
           <w:sz w:val="22"/>
         </w:rPr>
-        <w:t xml:space="preserve"> el «blindaje jurídico» atribuido a la plataforma (p. 134) · qué de las cifras de las pp. 24, 92 y 113 es proyección · cómo funciona el prototipo por dentro: DCF, DRS, RBAC, persistencia</w:t>
+        <w:t xml:space="preserve"> ¿tres o seis perfiles del RBAC? (pp. 26 y 30 contra pp. 94 y 105) · sobre cuántos registros corrió CP-03, si </w:t>
+      </w:r>
+      <w:r>
+        <w:rPr>
+          <w:rFonts w:ascii="Consolas" w:hAnsi="Consolas"/>
+          <w:color w:val="111111"/>
+          <w:sz w:val="21"/>
+        </w:rPr>
+        <w:t>psql</w:t>
+      </w:r>
+      <w:r>
+        <w:rPr>
+          <w:rFonts w:ascii="Calibri" w:hAnsi="Calibri"/>
+          <w:b w:val="0"/>
+          <w:color w:val="2B2B2B"/>
+          <w:sz w:val="22"/>
+        </w:rPr>
+        <w:t xml:space="preserve"> confirma cuatro (pp. 110 y 121) · las tres metas del indicador de tiempos: ≥ 40 % (p. 24), menos de cinco minutos (p. 92) y más del 50 % (diapositiva 8)</w:t>
       </w:r>
     </w:p>
     <w:p>
@@ -1207,7 +1224,7 @@
           <w:color w:val="2B2B2B"/>
           <w:sz w:val="22"/>
         </w:rPr>
-        <w:t>Partida antes de oír (§7 de la ficha):</w:t>
+        <w:t>Partida antes de oír (§8 de la ficha):</w:t>
       </w:r>
       <w:r>
         <w:rPr>
@@ -1514,6 +1531,297 @@
           <w:sz w:val="22"/>
         </w:rPr>
         <w:t xml:space="preserve"> ✓ lo dijo · ✗ no lo dijo · ~ ambiguo · ! contradice el documento (p. __) · ☐ verificar después</w:t>
+      </w:r>
+    </w:p>
+    <w:p>
+      <w:pPr>
+        <w:spacing w:before="200" w:after="60"/>
+      </w:pPr>
+      <w:r>
+        <w:rPr>
+          <w:rFonts w:ascii="Calibri" w:hAnsi="Calibri"/>
+          <w:b/>
+          <w:color w:val="007433"/>
+          <w:sz w:val="32"/>
+        </w:rPr>
+        <w:t>E · FORMULARIO OFICIAL DEL JURADO — 5 criterios, escala 1–5</w:t>
+      </w:r>
+    </w:p>
+    <w:p>
+      <w:r>
+        <w:rPr>
+          <w:rFonts w:ascii="Calibri" w:hAnsi="Calibri"/>
+          <w:b w:val="0"/>
+          <w:color w:val="2B2B2B"/>
+          <w:sz w:val="22"/>
+        </w:rPr>
+        <w:t xml:space="preserve">Instrumento </w:t>
+      </w:r>
+      <w:r>
+        <w:rPr>
+          <w:rFonts w:ascii="Calibri" w:hAnsi="Calibri"/>
+          <w:b/>
+          <w:color w:val="2B2B2B"/>
+          <w:sz w:val="22"/>
+        </w:rPr>
+        <w:t>distinto</w:t>
+      </w:r>
+      <w:r>
+        <w:rPr>
+          <w:rFonts w:ascii="Calibri" w:hAnsi="Calibri"/>
+          <w:b w:val="0"/>
+          <w:color w:val="2B2B2B"/>
+          <w:sz w:val="22"/>
+        </w:rPr>
+        <w:t xml:space="preserve"> de los cuatro criterios de la §D: aquellos dan la </w:t>
+      </w:r>
+      <w:r>
+        <w:rPr>
+          <w:rFonts w:ascii="Calibri" w:hAnsi="Calibri"/>
+          <w:b/>
+          <w:color w:val="2B2B2B"/>
+          <w:sz w:val="22"/>
+        </w:rPr>
+        <w:t>nota del acta</w:t>
+      </w:r>
+      <w:r>
+        <w:rPr>
+          <w:rFonts w:ascii="Calibri" w:hAnsi="Calibri"/>
+          <w:b w:val="0"/>
+          <w:color w:val="2B2B2B"/>
+          <w:sz w:val="22"/>
+        </w:rPr>
+        <w:t xml:space="preserve">, estos cinco van al formulario de la Dirección y </w:t>
+      </w:r>
+      <w:r>
+        <w:rPr>
+          <w:rFonts w:ascii="Calibri" w:hAnsi="Calibri"/>
+          <w:b/>
+          <w:color w:val="2B2B2B"/>
+          <w:sz w:val="22"/>
+        </w:rPr>
+        <w:t>no son notas</w:t>
+      </w:r>
+      <w:r>
+        <w:rPr>
+          <w:rFonts w:ascii="Calibri" w:hAnsi="Calibri"/>
+          <w:b w:val="0"/>
+          <w:color w:val="2B2B2B"/>
+          <w:sz w:val="22"/>
+        </w:rPr>
+        <w:t xml:space="preserve">. Las cinco se responden con el documento, así que vienen </w:t>
+      </w:r>
+      <w:r>
+        <w:rPr>
+          <w:rFonts w:ascii="Calibri" w:hAnsi="Calibri"/>
+          <w:b/>
+          <w:color w:val="2B2B2B"/>
+          <w:sz w:val="22"/>
+        </w:rPr>
+        <w:t>precargadas</w:t>
+      </w:r>
+      <w:r>
+        <w:rPr>
+          <w:rFonts w:ascii="Calibri" w:hAnsi="Calibri"/>
+          <w:b w:val="0"/>
+          <w:color w:val="2B2B2B"/>
+          <w:sz w:val="22"/>
+        </w:rPr>
+        <w:t xml:space="preserve"> desde la §8.1 de la ficha, que trae la página que sostiene cada casilla. En sala solo se confirma; si la sustentación cambia una, se tacha y se rodea otra.</w:t>
+      </w:r>
+    </w:p>
+    <w:p>
+      <w:r>
+        <w:rPr>
+          <w:rFonts w:ascii="Calibri" w:hAnsi="Calibri"/>
+          <w:b/>
+          <w:color w:val="2B2B2B"/>
+          <w:sz w:val="22"/>
+        </w:rPr>
+        <w:t>1. Problemática y objetivos</w:t>
+      </w:r>
+      <w:r>
+        <w:rPr>
+          <w:rFonts w:ascii="Calibri" w:hAnsi="Calibri"/>
+          <w:b w:val="0"/>
+          <w:color w:val="2B2B2B"/>
+          <w:sz w:val="22"/>
+        </w:rPr>
+        <w:t xml:space="preserve"> — rodear:   1   ·   2   ·   3   ·   4   ·   5   →   precargado </w:t>
+      </w:r>
+      <w:r>
+        <w:rPr>
+          <w:rFonts w:ascii="Calibri" w:hAnsi="Calibri"/>
+          <w:b/>
+          <w:color w:val="2B2B2B"/>
+          <w:sz w:val="22"/>
+        </w:rPr>
+        <w:t>3</w:t>
+      </w:r>
+    </w:p>
+    <w:p>
+      <w:r>
+        <w:rPr>
+          <w:rFonts w:ascii="Calibri" w:hAnsi="Calibri"/>
+          <w:b/>
+          <w:color w:val="2B2B2B"/>
+          <w:sz w:val="22"/>
+        </w:rPr>
+        <w:t>2. Marco teórico y referentes</w:t>
+      </w:r>
+      <w:r>
+        <w:rPr>
+          <w:rFonts w:ascii="Calibri" w:hAnsi="Calibri"/>
+          <w:b w:val="0"/>
+          <w:color w:val="2B2B2B"/>
+          <w:sz w:val="22"/>
+        </w:rPr>
+        <w:t xml:space="preserve"> — rodear:   1   ·   2   ·   3   ·   4   ·   5   →   precargado </w:t>
+      </w:r>
+      <w:r>
+        <w:rPr>
+          <w:rFonts w:ascii="Calibri" w:hAnsi="Calibri"/>
+          <w:b/>
+          <w:color w:val="2B2B2B"/>
+          <w:sz w:val="22"/>
+        </w:rPr>
+        <w:t>2</w:t>
+      </w:r>
+    </w:p>
+    <w:p>
+      <w:r>
+        <w:rPr>
+          <w:rFonts w:ascii="Calibri" w:hAnsi="Calibri"/>
+          <w:b/>
+          <w:color w:val="2B2B2B"/>
+          <w:sz w:val="22"/>
+        </w:rPr>
+        <w:t>3. Metodología, muestra y diseño</w:t>
+      </w:r>
+      <w:r>
+        <w:rPr>
+          <w:rFonts w:ascii="Calibri" w:hAnsi="Calibri"/>
+          <w:b w:val="0"/>
+          <w:color w:val="2B2B2B"/>
+          <w:sz w:val="22"/>
+        </w:rPr>
+        <w:t xml:space="preserve"> — rodear:   1   ·   2   ·   3   ·   4   ·   5   →   precargado </w:t>
+      </w:r>
+      <w:r>
+        <w:rPr>
+          <w:rFonts w:ascii="Calibri" w:hAnsi="Calibri"/>
+          <w:b/>
+          <w:color w:val="2B2B2B"/>
+          <w:sz w:val="22"/>
+        </w:rPr>
+        <w:t>2</w:t>
+      </w:r>
+    </w:p>
+    <w:p>
+      <w:r>
+        <w:rPr>
+          <w:rFonts w:ascii="Calibri" w:hAnsi="Calibri"/>
+          <w:b/>
+          <w:color w:val="2B2B2B"/>
+          <w:sz w:val="22"/>
+        </w:rPr>
+        <w:t>4. Resultados y conclusiones</w:t>
+      </w:r>
+      <w:r>
+        <w:rPr>
+          <w:rFonts w:ascii="Calibri" w:hAnsi="Calibri"/>
+          <w:b w:val="0"/>
+          <w:color w:val="2B2B2B"/>
+          <w:sz w:val="22"/>
+        </w:rPr>
+        <w:t xml:space="preserve"> — rodear:   1   ·   2   ·   3   ·   4   ·   5   →   precargado </w:t>
+      </w:r>
+      <w:r>
+        <w:rPr>
+          <w:rFonts w:ascii="Calibri" w:hAnsi="Calibri"/>
+          <w:b/>
+          <w:color w:val="2B2B2B"/>
+          <w:sz w:val="22"/>
+        </w:rPr>
+        <w:t>3</w:t>
+      </w:r>
+    </w:p>
+    <w:p>
+      <w:r>
+        <w:rPr>
+          <w:rFonts w:ascii="Calibri" w:hAnsi="Calibri"/>
+          <w:b/>
+          <w:color w:val="2B2B2B"/>
+          <w:sz w:val="22"/>
+        </w:rPr>
+        <w:t>5. Pertinencia disciplinar</w:t>
+      </w:r>
+      <w:r>
+        <w:rPr>
+          <w:rFonts w:ascii="Calibri" w:hAnsi="Calibri"/>
+          <w:b w:val="0"/>
+          <w:color w:val="2B2B2B"/>
+          <w:sz w:val="22"/>
+        </w:rPr>
+        <w:t xml:space="preserve"> — rodear:   1   ·   2   ·   3   ·   4   ·   5   →   precargado </w:t>
+      </w:r>
+      <w:r>
+        <w:rPr>
+          <w:rFonts w:ascii="Calibri" w:hAnsi="Calibri"/>
+          <w:b/>
+          <w:color w:val="2B2B2B"/>
+          <w:sz w:val="22"/>
+        </w:rPr>
+        <w:t>4</w:t>
+      </w:r>
+    </w:p>
+    <w:p>
+      <w:r>
+        <w:rPr>
+          <w:rFonts w:ascii="Calibri" w:hAnsi="Calibri"/>
+          <w:b/>
+          <w:color w:val="2B2B2B"/>
+          <w:sz w:val="22"/>
+        </w:rPr>
+        <w:t>Suma:  ______ / 25</w:t>
+      </w:r>
+      <w:r>
+        <w:rPr>
+          <w:rFonts w:ascii="Calibri" w:hAnsi="Calibri"/>
+          <w:b w:val="0"/>
+          <w:color w:val="2B2B2B"/>
+          <w:sz w:val="22"/>
+        </w:rPr>
+        <w:t xml:space="preserve">   ·   precargada: </w:t>
+      </w:r>
+      <w:r>
+        <w:rPr>
+          <w:rFonts w:ascii="Calibri" w:hAnsi="Calibri"/>
+          <w:b/>
+          <w:color w:val="2B2B2B"/>
+          <w:sz w:val="22"/>
+        </w:rPr>
+        <w:t>14 / 25</w:t>
+      </w:r>
+    </w:p>
+    <w:p>
+      <w:r>
+        <w:rPr>
+          <w:rFonts w:ascii="Calibri" w:hAnsi="Calibri"/>
+          <w:b/>
+          <w:color w:val="2B2B2B"/>
+          <w:sz w:val="22"/>
+        </w:rPr>
+        <w:t>Si cambio una casilla, la razón en una línea</w:t>
+      </w:r>
+      <w:r>
+        <w:rPr>
+          <w:rFonts w:ascii="Calibri" w:hAnsi="Calibri"/>
+          <w:b w:val="0"/>
+          <w:color w:val="2B2B2B"/>
+          <w:sz w:val="22"/>
+        </w:rPr>
+        <w:t xml:space="preserve"> (la §8.1 trae el sustento del precargado):   ______________________________________________________</w:t>
       </w:r>
     </w:p>
     <w:sectPr>
